--- a/Knowledge/3-Work knowledge/1-Software Engineering/2-Testing/5-My Source/1-ISTQB Foundation Level/9-Tool Support for Testing/2-Common Types of Test Automation Frameworks/2-Linear - Record & Playback Framework.docx
+++ b/Knowledge/3-Work knowledge/1-Software Engineering/2-Testing/5-My Source/1-ISTQB Foundation Level/9-Tool Support for Testing/2-Common Types of Test Automation Frameworks/2-Linear - Record & Playback Framework.docx
@@ -36,51 +36,77 @@
       </w:pPr>
       <w:r>
         <w:rPr>
-          <w:b/>
-          <w:shd w:val="clear" w:color="auto" w:fill="B7B7B7"/>
-        </w:rPr>
-        <w:t># Source</w:t>
-      </w:r>
-      <w:r>
-        <w:rPr>
-          <w:shd w:val="clear" w:color="auto" w:fill="B7B7B7"/>
-        </w:rPr>
-        <w:t xml:space="preserve">: </w:t>
-      </w:r>
-      <w:r>
-        <w:rPr>
-          <w:b/>
-          <w:shd w:val="clear" w:color="auto" w:fill="B7B7B7"/>
-        </w:rPr>
-        <w:t xml:space="preserve">Chatgpt </w:t>
-      </w:r>
-      <w:r>
-        <w:rPr>
-          <w:b/>
-          <w:sz w:val="14"/>
-          <w:szCs w:val="14"/>
-          <w:shd w:val="clear" w:color="auto" w:fill="B7B7B7"/>
-        </w:rPr>
-        <w:t>(GPT</w:t>
-      </w:r>
-      <w:r>
-        <w:rPr>
-          <w:rFonts w:ascii="Cambria Math" w:hAnsi="Cambria Math" w:cs="Cambria Math"/>
-          <w:b/>
-          <w:sz w:val="14"/>
-          <w:szCs w:val="14"/>
-          <w:shd w:val="clear" w:color="auto" w:fill="B7B7B7"/>
+          <w:rFonts w:ascii="Arial" w:eastAsia="Arial" w:hAnsi="Arial" w:cs="Arial"/>
+          <w:b/>
+          <w:color w:val="000000"/>
+          <w:sz w:val="18"/>
+          <w:highlight w:val="lightGray"/>
+        </w:rPr>
+        <w:t># Source: AI Source: Provided by: [Data Path</w:t>
+      </w:r>
+      <w:r>
+        <w:rPr>
+          <w:rFonts w:ascii="Arial" w:eastAsia="Arial" w:hAnsi="Arial" w:cs="Arial"/>
+          <w:color w:val="000000"/>
+          <w:sz w:val="18"/>
+          <w:highlight w:val="lightGray"/>
+        </w:rPr>
+        <w:t xml:space="preserve">: Persons Table -&gt; ID Column: 1, Name_En Column: Motasem Essam] -&gt; </w:t>
+      </w:r>
+      <w:r>
+        <w:rPr>
+          <w:rFonts w:ascii="Arial" w:eastAsia="Arial" w:hAnsi="Arial" w:cs="Arial"/>
+          <w:b/>
+          <w:color w:val="000000"/>
+          <w:sz w:val="18"/>
+          <w:highlight w:val="lightGray"/>
+        </w:rPr>
+        <w:t>From:</w:t>
+      </w:r>
+      <w:r>
+        <w:rPr>
+          <w:rFonts w:ascii="Arial" w:eastAsia="Arial" w:hAnsi="Arial" w:cs="Arial"/>
+          <w:color w:val="000000"/>
+          <w:sz w:val="18"/>
+          <w:highlight w:val="lightGray"/>
+        </w:rPr>
+        <w:t xml:space="preserve"> [Chatgpt (GPT</w:t>
+      </w:r>
+      <w:r>
+        <w:rPr>
+          <w:rFonts w:ascii="Arial" w:eastAsia="Arial" w:hAnsi="Arial" w:cs="Cambria Math"/>
+          <w:color w:val="000000"/>
+          <w:sz w:val="18"/>
+          <w:highlight w:val="lightGray"/>
         </w:rPr>
         <w:t>‑</w:t>
       </w:r>
       <w:r>
         <w:rPr>
-          <w:b/>
-          <w:sz w:val="14"/>
-          <w:szCs w:val="14"/>
-          <w:shd w:val="clear" w:color="auto" w:fill="B7B7B7"/>
-        </w:rPr>
-        <w:t>5 Mini) at [8/19/2025]</w:t>
+          <w:rFonts w:ascii="Arial" w:eastAsia="Arial" w:hAnsi="Arial" w:cs="Arial"/>
+          <w:color w:val="000000"/>
+          <w:sz w:val="18"/>
+          <w:highlight w:val="lightGray"/>
+        </w:rPr>
+        <w:t xml:space="preserve">5 Mini)] </w:t>
+      </w:r>
+      <w:r>
+        <w:rPr>
+          <w:rFonts w:ascii="Arial" w:eastAsia="Arial" w:hAnsi="Arial" w:cs="Arial"/>
+          <w:b/>
+          <w:color w:val="000000"/>
+          <w:sz w:val="18"/>
+          <w:highlight w:val="lightGray"/>
+        </w:rPr>
+        <w:t>on</w:t>
+      </w:r>
+      <w:r>
+        <w:rPr>
+          <w:rFonts w:ascii="Arial" w:eastAsia="Arial" w:hAnsi="Arial"/>
+          <w:sz w:val="18"/>
+          <w:highlight w:val="lightGray"/>
+        </w:rPr>
+        <w:t xml:space="preserve"> [8/19/2025]</w:t>
       </w:r>
     </w:p>
     <w:p>
@@ -165,7 +191,7 @@
     </w:p>
     <w:p>
       <w:r>
-        <w:pict w14:anchorId="6F615EB7">
+        <w:pict w14:anchorId="321A4127">
           <v:rect id="_x0000_i1025" style="width:0;height:1.5pt" o:hralign="center" o:hrstd="t" o:hr="t" fillcolor="#a0a0a0" stroked="f"/>
         </w:pict>
       </w:r>
@@ -189,51 +215,77 @@
       </w:pPr>
       <w:r>
         <w:rPr>
-          <w:b/>
-          <w:shd w:val="clear" w:color="auto" w:fill="B7B7B7"/>
-        </w:rPr>
-        <w:t># Source</w:t>
-      </w:r>
-      <w:r>
-        <w:rPr>
-          <w:shd w:val="clear" w:color="auto" w:fill="B7B7B7"/>
-        </w:rPr>
-        <w:t xml:space="preserve">: </w:t>
-      </w:r>
-      <w:r>
-        <w:rPr>
-          <w:b/>
-          <w:shd w:val="clear" w:color="auto" w:fill="B7B7B7"/>
-        </w:rPr>
-        <w:t xml:space="preserve">Chatgpt </w:t>
-      </w:r>
-      <w:r>
-        <w:rPr>
-          <w:b/>
-          <w:sz w:val="14"/>
-          <w:szCs w:val="14"/>
-          <w:shd w:val="clear" w:color="auto" w:fill="B7B7B7"/>
-        </w:rPr>
-        <w:t>(GPT</w:t>
-      </w:r>
-      <w:r>
-        <w:rPr>
-          <w:rFonts w:ascii="Cambria Math" w:hAnsi="Cambria Math" w:cs="Cambria Math"/>
-          <w:b/>
-          <w:sz w:val="14"/>
-          <w:szCs w:val="14"/>
-          <w:shd w:val="clear" w:color="auto" w:fill="B7B7B7"/>
+          <w:rFonts w:ascii="Arial" w:eastAsia="Arial" w:hAnsi="Arial" w:cs="Arial"/>
+          <w:b/>
+          <w:color w:val="000000"/>
+          <w:sz w:val="18"/>
+          <w:highlight w:val="lightGray"/>
+        </w:rPr>
+        <w:t># Source: AI Source: Provided by: [Data Path</w:t>
+      </w:r>
+      <w:r>
+        <w:rPr>
+          <w:rFonts w:ascii="Arial" w:eastAsia="Arial" w:hAnsi="Arial" w:cs="Arial"/>
+          <w:color w:val="000000"/>
+          <w:sz w:val="18"/>
+          <w:highlight w:val="lightGray"/>
+        </w:rPr>
+        <w:t xml:space="preserve">: Persons Table -&gt; ID Column: 1, Name_En Column: Motasem Essam] -&gt; </w:t>
+      </w:r>
+      <w:r>
+        <w:rPr>
+          <w:rFonts w:ascii="Arial" w:eastAsia="Arial" w:hAnsi="Arial" w:cs="Arial"/>
+          <w:b/>
+          <w:color w:val="000000"/>
+          <w:sz w:val="18"/>
+          <w:highlight w:val="lightGray"/>
+        </w:rPr>
+        <w:t>From:</w:t>
+      </w:r>
+      <w:r>
+        <w:rPr>
+          <w:rFonts w:ascii="Arial" w:eastAsia="Arial" w:hAnsi="Arial" w:cs="Arial"/>
+          <w:color w:val="000000"/>
+          <w:sz w:val="18"/>
+          <w:highlight w:val="lightGray"/>
+        </w:rPr>
+        <w:t xml:space="preserve"> [Chatgpt (GPT</w:t>
+      </w:r>
+      <w:r>
+        <w:rPr>
+          <w:rFonts w:ascii="Arial" w:eastAsia="Arial" w:hAnsi="Arial" w:cs="Cambria Math"/>
+          <w:color w:val="000000"/>
+          <w:sz w:val="18"/>
+          <w:highlight w:val="lightGray"/>
         </w:rPr>
         <w:t>‑</w:t>
       </w:r>
       <w:r>
         <w:rPr>
-          <w:b/>
-          <w:sz w:val="14"/>
-          <w:szCs w:val="14"/>
-          <w:shd w:val="clear" w:color="auto" w:fill="B7B7B7"/>
-        </w:rPr>
-        <w:t>5 Mini) at [8/19/2025]</w:t>
+          <w:rFonts w:ascii="Arial" w:eastAsia="Arial" w:hAnsi="Arial" w:cs="Arial"/>
+          <w:color w:val="000000"/>
+          <w:sz w:val="18"/>
+          <w:highlight w:val="lightGray"/>
+        </w:rPr>
+        <w:t xml:space="preserve">5 Mini)] </w:t>
+      </w:r>
+      <w:r>
+        <w:rPr>
+          <w:rFonts w:ascii="Arial" w:eastAsia="Arial" w:hAnsi="Arial" w:cs="Arial"/>
+          <w:b/>
+          <w:color w:val="000000"/>
+          <w:sz w:val="18"/>
+          <w:highlight w:val="lightGray"/>
+        </w:rPr>
+        <w:t>on</w:t>
+      </w:r>
+      <w:r>
+        <w:rPr>
+          <w:rFonts w:ascii="Arial" w:eastAsia="Arial" w:hAnsi="Arial"/>
+          <w:sz w:val="18"/>
+          <w:highlight w:val="lightGray"/>
+        </w:rPr>
+        <w:t xml:space="preserve"> [8/19/2025]</w:t>
       </w:r>
     </w:p>
     <w:p>
@@ -242,7 +294,7 @@
           <w:ilvl w:val="0"/>
           <w:numId w:val="4"/>
         </w:numPr>
-        <w:spacing w:before="240"/>
+        <w:spacing w:before="240" w:after="0" w:line="276" w:lineRule="auto"/>
       </w:pPr>
       <w:r>
         <w:rPr>
@@ -276,6 +328,7 @@
           <w:ilvl w:val="0"/>
           <w:numId w:val="4"/>
         </w:numPr>
+        <w:spacing w:after="0" w:line="276" w:lineRule="auto"/>
       </w:pPr>
       <w:r>
         <w:rPr>
@@ -309,6 +362,7 @@
           <w:ilvl w:val="0"/>
           <w:numId w:val="4"/>
         </w:numPr>
+        <w:spacing w:after="0" w:line="276" w:lineRule="auto"/>
       </w:pPr>
       <w:r>
         <w:rPr>
@@ -342,7 +396,7 @@
           <w:ilvl w:val="0"/>
           <w:numId w:val="4"/>
         </w:numPr>
-        <w:spacing w:after="240"/>
+        <w:spacing w:after="240" w:line="276" w:lineRule="auto"/>
         <w:rPr>
           <w:rFonts w:ascii="Roboto Mono" w:eastAsia="Roboto Mono" w:hAnsi="Roboto Mono" w:cs="Roboto Mono"/>
         </w:rPr>
@@ -382,7 +436,7 @@
           <w:ilvl w:val="0"/>
           <w:numId w:val="3"/>
         </w:numPr>
-        <w:spacing w:before="240"/>
+        <w:spacing w:before="240" w:after="0" w:line="276" w:lineRule="auto"/>
       </w:pPr>
       <w:r>
         <w:rPr>
@@ -410,6 +464,7 @@
           <w:ilvl w:val="0"/>
           <w:numId w:val="3"/>
         </w:numPr>
+        <w:spacing w:after="0" w:line="276" w:lineRule="auto"/>
       </w:pPr>
       <w:r>
         <w:rPr>
@@ -437,7 +492,7 @@
           <w:ilvl w:val="0"/>
           <w:numId w:val="3"/>
         </w:numPr>
-        <w:spacing w:after="240"/>
+        <w:spacing w:after="240" w:line="276" w:lineRule="auto"/>
       </w:pPr>
       <w:r>
         <w:rPr>
@@ -461,7 +516,7 @@
     </w:p>
     <w:p>
       <w:r>
-        <w:pict w14:anchorId="057B89D8">
+        <w:pict w14:anchorId="3442432B">
           <v:rect id="_x0000_i1026" style="width:0;height:1.5pt" o:hralign="center" o:hrstd="t" o:hr="t" fillcolor="#a0a0a0" stroked="f"/>
         </w:pict>
       </w:r>
@@ -476,7 +531,6 @@
       <w:bookmarkStart w:id="3" w:name="_cxochcpldz89" w:colFirst="0" w:colLast="0"/>
       <w:bookmarkEnd w:id="3"/>
       <w:r>
-        <w:lastRenderedPageBreak/>
         <w:t>Characteristics</w:t>
       </w:r>
     </w:p>
@@ -486,51 +540,77 @@
       </w:pPr>
       <w:r>
         <w:rPr>
-          <w:b/>
-          <w:shd w:val="clear" w:color="auto" w:fill="B7B7B7"/>
-        </w:rPr>
-        <w:t># Source</w:t>
-      </w:r>
-      <w:r>
-        <w:rPr>
-          <w:shd w:val="clear" w:color="auto" w:fill="B7B7B7"/>
-        </w:rPr>
-        <w:t xml:space="preserve">: </w:t>
-      </w:r>
-      <w:r>
-        <w:rPr>
-          <w:b/>
-          <w:shd w:val="clear" w:color="auto" w:fill="B7B7B7"/>
-        </w:rPr>
-        <w:t xml:space="preserve">Chatgpt </w:t>
-      </w:r>
-      <w:r>
-        <w:rPr>
-          <w:b/>
-          <w:sz w:val="14"/>
-          <w:szCs w:val="14"/>
-          <w:shd w:val="clear" w:color="auto" w:fill="B7B7B7"/>
-        </w:rPr>
-        <w:t>(GPT</w:t>
-      </w:r>
-      <w:r>
-        <w:rPr>
-          <w:rFonts w:ascii="Cambria Math" w:hAnsi="Cambria Math" w:cs="Cambria Math"/>
-          <w:b/>
-          <w:sz w:val="14"/>
-          <w:szCs w:val="14"/>
-          <w:shd w:val="clear" w:color="auto" w:fill="B7B7B7"/>
+          <w:rFonts w:ascii="Arial" w:eastAsia="Arial" w:hAnsi="Arial" w:cs="Arial"/>
+          <w:b/>
+          <w:color w:val="000000"/>
+          <w:sz w:val="18"/>
+          <w:highlight w:val="lightGray"/>
+        </w:rPr>
+        <w:t># Source: AI Source: Provided by: [Data Path</w:t>
+      </w:r>
+      <w:r>
+        <w:rPr>
+          <w:rFonts w:ascii="Arial" w:eastAsia="Arial" w:hAnsi="Arial" w:cs="Arial"/>
+          <w:color w:val="000000"/>
+          <w:sz w:val="18"/>
+          <w:highlight w:val="lightGray"/>
+        </w:rPr>
+        <w:t xml:space="preserve">: Persons Table -&gt; ID Column: 1, Name_En Column: Motasem Essam] -&gt; </w:t>
+      </w:r>
+      <w:r>
+        <w:rPr>
+          <w:rFonts w:ascii="Arial" w:eastAsia="Arial" w:hAnsi="Arial" w:cs="Arial"/>
+          <w:b/>
+          <w:color w:val="000000"/>
+          <w:sz w:val="18"/>
+          <w:highlight w:val="lightGray"/>
+        </w:rPr>
+        <w:t>From:</w:t>
+      </w:r>
+      <w:r>
+        <w:rPr>
+          <w:rFonts w:ascii="Arial" w:eastAsia="Arial" w:hAnsi="Arial" w:cs="Arial"/>
+          <w:color w:val="000000"/>
+          <w:sz w:val="18"/>
+          <w:highlight w:val="lightGray"/>
+        </w:rPr>
+        <w:t xml:space="preserve"> [Chatgpt (GPT</w:t>
+      </w:r>
+      <w:r>
+        <w:rPr>
+          <w:rFonts w:ascii="Arial" w:eastAsia="Arial" w:hAnsi="Arial" w:cs="Cambria Math"/>
+          <w:color w:val="000000"/>
+          <w:sz w:val="18"/>
+          <w:highlight w:val="lightGray"/>
         </w:rPr>
         <w:t>‑</w:t>
       </w:r>
       <w:r>
         <w:rPr>
-          <w:b/>
-          <w:sz w:val="14"/>
-          <w:szCs w:val="14"/>
-          <w:shd w:val="clear" w:color="auto" w:fill="B7B7B7"/>
-        </w:rPr>
-        <w:t>5 Mini) at [8/19/2025]</w:t>
+          <w:rFonts w:ascii="Arial" w:eastAsia="Arial" w:hAnsi="Arial" w:cs="Arial"/>
+          <w:color w:val="000000"/>
+          <w:sz w:val="18"/>
+          <w:highlight w:val="lightGray"/>
+        </w:rPr>
+        <w:t xml:space="preserve">5 Mini)] </w:t>
+      </w:r>
+      <w:r>
+        <w:rPr>
+          <w:rFonts w:ascii="Arial" w:eastAsia="Arial" w:hAnsi="Arial" w:cs="Arial"/>
+          <w:b/>
+          <w:color w:val="000000"/>
+          <w:sz w:val="18"/>
+          <w:highlight w:val="lightGray"/>
+        </w:rPr>
+        <w:t>on</w:t>
+      </w:r>
+      <w:r>
+        <w:rPr>
+          <w:rFonts w:ascii="Arial" w:eastAsia="Arial" w:hAnsi="Arial"/>
+          <w:sz w:val="18"/>
+          <w:highlight w:val="lightGray"/>
+        </w:rPr>
+        <w:t xml:space="preserve"> [8/19/2025]</w:t>
       </w:r>
     </w:p>
     <w:p>
@@ -539,7 +619,7 @@
           <w:ilvl w:val="0"/>
           <w:numId w:val="5"/>
         </w:numPr>
-        <w:spacing w:before="240"/>
+        <w:spacing w:before="240" w:after="0" w:line="276" w:lineRule="auto"/>
       </w:pPr>
       <w:r>
         <w:rPr>
@@ -567,6 +647,7 @@
           <w:ilvl w:val="0"/>
           <w:numId w:val="5"/>
         </w:numPr>
+        <w:spacing w:after="0" w:line="276" w:lineRule="auto"/>
       </w:pPr>
       <w:r>
         <w:rPr>
@@ -594,6 +675,7 @@
           <w:ilvl w:val="0"/>
           <w:numId w:val="5"/>
         </w:numPr>
+        <w:spacing w:after="0" w:line="276" w:lineRule="auto"/>
       </w:pPr>
       <w:r>
         <w:rPr>
@@ -621,7 +703,7 @@
           <w:ilvl w:val="0"/>
           <w:numId w:val="5"/>
         </w:numPr>
-        <w:spacing w:after="240"/>
+        <w:spacing w:after="240" w:line="276" w:lineRule="auto"/>
       </w:pPr>
       <w:r>
         <w:rPr>
@@ -645,7 +727,7 @@
     </w:p>
     <w:p>
       <w:r>
-        <w:pict w14:anchorId="6F63E494">
+        <w:pict w14:anchorId="6D17A5D4">
           <v:rect id="_x0000_i1027" style="width:0;height:1.5pt" o:hralign="center" o:hrstd="t" o:hr="t" fillcolor="#a0a0a0" stroked="f"/>
         </w:pict>
       </w:r>
@@ -669,51 +751,77 @@
       </w:pPr>
       <w:r>
         <w:rPr>
-          <w:b/>
-          <w:shd w:val="clear" w:color="auto" w:fill="B7B7B7"/>
-        </w:rPr>
-        <w:t># Source</w:t>
-      </w:r>
-      <w:r>
-        <w:rPr>
-          <w:shd w:val="clear" w:color="auto" w:fill="B7B7B7"/>
-        </w:rPr>
-        <w:t xml:space="preserve">: </w:t>
-      </w:r>
-      <w:r>
-        <w:rPr>
-          <w:b/>
-          <w:shd w:val="clear" w:color="auto" w:fill="B7B7B7"/>
-        </w:rPr>
-        <w:t xml:space="preserve">Chatgpt </w:t>
-      </w:r>
-      <w:r>
-        <w:rPr>
-          <w:b/>
-          <w:sz w:val="14"/>
-          <w:szCs w:val="14"/>
-          <w:shd w:val="clear" w:color="auto" w:fill="B7B7B7"/>
-        </w:rPr>
-        <w:t>(GPT</w:t>
-      </w:r>
-      <w:r>
-        <w:rPr>
-          <w:rFonts w:ascii="Cambria Math" w:hAnsi="Cambria Math" w:cs="Cambria Math"/>
-          <w:b/>
-          <w:sz w:val="14"/>
-          <w:szCs w:val="14"/>
-          <w:shd w:val="clear" w:color="auto" w:fill="B7B7B7"/>
+          <w:rFonts w:ascii="Arial" w:eastAsia="Arial" w:hAnsi="Arial" w:cs="Arial"/>
+          <w:b/>
+          <w:color w:val="000000"/>
+          <w:sz w:val="18"/>
+          <w:highlight w:val="lightGray"/>
+        </w:rPr>
+        <w:t># Source: AI Source: Provided by: [Data Path</w:t>
+      </w:r>
+      <w:r>
+        <w:rPr>
+          <w:rFonts w:ascii="Arial" w:eastAsia="Arial" w:hAnsi="Arial" w:cs="Arial"/>
+          <w:color w:val="000000"/>
+          <w:sz w:val="18"/>
+          <w:highlight w:val="lightGray"/>
+        </w:rPr>
+        <w:t xml:space="preserve">: Persons Table -&gt; ID Column: 1, Name_En Column: Motasem Essam] -&gt; </w:t>
+      </w:r>
+      <w:r>
+        <w:rPr>
+          <w:rFonts w:ascii="Arial" w:eastAsia="Arial" w:hAnsi="Arial" w:cs="Arial"/>
+          <w:b/>
+          <w:color w:val="000000"/>
+          <w:sz w:val="18"/>
+          <w:highlight w:val="lightGray"/>
+        </w:rPr>
+        <w:t>From:</w:t>
+      </w:r>
+      <w:r>
+        <w:rPr>
+          <w:rFonts w:ascii="Arial" w:eastAsia="Arial" w:hAnsi="Arial" w:cs="Arial"/>
+          <w:color w:val="000000"/>
+          <w:sz w:val="18"/>
+          <w:highlight w:val="lightGray"/>
+        </w:rPr>
+        <w:t xml:space="preserve"> [Chatgpt (GPT</w:t>
+      </w:r>
+      <w:r>
+        <w:rPr>
+          <w:rFonts w:ascii="Arial" w:eastAsia="Arial" w:hAnsi="Arial" w:cs="Cambria Math"/>
+          <w:color w:val="000000"/>
+          <w:sz w:val="18"/>
+          <w:highlight w:val="lightGray"/>
         </w:rPr>
         <w:t>‑</w:t>
       </w:r>
       <w:r>
         <w:rPr>
-          <w:b/>
-          <w:sz w:val="14"/>
-          <w:szCs w:val="14"/>
-          <w:shd w:val="clear" w:color="auto" w:fill="B7B7B7"/>
-        </w:rPr>
-        <w:t>5 Mini) at [8/19/2025]</w:t>
+          <w:rFonts w:ascii="Arial" w:eastAsia="Arial" w:hAnsi="Arial" w:cs="Arial"/>
+          <w:color w:val="000000"/>
+          <w:sz w:val="18"/>
+          <w:highlight w:val="lightGray"/>
+        </w:rPr>
+        <w:t xml:space="preserve">5 Mini)] </w:t>
+      </w:r>
+      <w:r>
+        <w:rPr>
+          <w:rFonts w:ascii="Arial" w:eastAsia="Arial" w:hAnsi="Arial" w:cs="Arial"/>
+          <w:b/>
+          <w:color w:val="000000"/>
+          <w:sz w:val="18"/>
+          <w:highlight w:val="lightGray"/>
+        </w:rPr>
+        <w:t>on</w:t>
+      </w:r>
+      <w:r>
+        <w:rPr>
+          <w:rFonts w:ascii="Arial" w:eastAsia="Arial" w:hAnsi="Arial"/>
+          <w:sz w:val="18"/>
+          <w:highlight w:val="lightGray"/>
+        </w:rPr>
+        <w:t xml:space="preserve"> [8/19/2025]</w:t>
       </w:r>
     </w:p>
     <w:p>
@@ -722,7 +830,7 @@
           <w:ilvl w:val="0"/>
           <w:numId w:val="2"/>
         </w:numPr>
-        <w:spacing w:before="240"/>
+        <w:spacing w:before="240" w:after="0" w:line="276" w:lineRule="auto"/>
         <w:rPr>
           <w:rFonts w:ascii="Roboto Mono" w:eastAsia="Roboto Mono" w:hAnsi="Roboto Mono" w:cs="Roboto Mono"/>
         </w:rPr>
@@ -748,6 +856,7 @@
           <w:ilvl w:val="1"/>
           <w:numId w:val="2"/>
         </w:numPr>
+        <w:spacing w:after="0" w:line="276" w:lineRule="auto"/>
         <w:rPr>
           <w:rFonts w:ascii="Roboto Mono" w:eastAsia="Roboto Mono" w:hAnsi="Roboto Mono" w:cs="Roboto Mono"/>
         </w:rPr>
@@ -771,6 +880,7 @@
           <w:ilvl w:val="0"/>
           <w:numId w:val="2"/>
         </w:numPr>
+        <w:spacing w:after="0" w:line="276" w:lineRule="auto"/>
         <w:rPr>
           <w:rFonts w:ascii="Roboto Mono" w:eastAsia="Roboto Mono" w:hAnsi="Roboto Mono" w:cs="Roboto Mono"/>
         </w:rPr>
@@ -796,6 +906,7 @@
           <w:ilvl w:val="1"/>
           <w:numId w:val="2"/>
         </w:numPr>
+        <w:spacing w:after="0" w:line="276" w:lineRule="auto"/>
         <w:rPr>
           <w:rFonts w:ascii="Roboto Mono" w:eastAsia="Roboto Mono" w:hAnsi="Roboto Mono" w:cs="Roboto Mono"/>
         </w:rPr>
@@ -819,6 +930,7 @@
           <w:ilvl w:val="0"/>
           <w:numId w:val="2"/>
         </w:numPr>
+        <w:spacing w:after="0" w:line="276" w:lineRule="auto"/>
         <w:rPr>
           <w:rFonts w:ascii="Roboto Mono" w:eastAsia="Roboto Mono" w:hAnsi="Roboto Mono" w:cs="Roboto Mono"/>
         </w:rPr>
@@ -844,7 +956,7 @@
           <w:ilvl w:val="1"/>
           <w:numId w:val="2"/>
         </w:numPr>
-        <w:spacing w:after="240"/>
+        <w:spacing w:after="240" w:line="276" w:lineRule="auto"/>
         <w:rPr>
           <w:rFonts w:ascii="Roboto Mono" w:eastAsia="Roboto Mono" w:hAnsi="Roboto Mono" w:cs="Roboto Mono"/>
         </w:rPr>
@@ -864,7 +976,7 @@
     </w:p>
     <w:p>
       <w:r>
-        <w:pict w14:anchorId="6644FC0C">
+        <w:pict w14:anchorId="3F41B4B8">
           <v:rect id="_x0000_i1028" style="width:0;height:1.5pt" o:hralign="center" o:hrstd="t" o:hr="t" fillcolor="#a0a0a0" stroked="f"/>
         </w:pict>
       </w:r>
@@ -888,51 +1000,77 @@
       </w:pPr>
       <w:r>
         <w:rPr>
-          <w:b/>
-          <w:shd w:val="clear" w:color="auto" w:fill="B7B7B7"/>
-        </w:rPr>
-        <w:t># Source</w:t>
-      </w:r>
-      <w:r>
-        <w:rPr>
-          <w:shd w:val="clear" w:color="auto" w:fill="B7B7B7"/>
-        </w:rPr>
-        <w:t xml:space="preserve">: </w:t>
-      </w:r>
-      <w:r>
-        <w:rPr>
-          <w:b/>
-          <w:shd w:val="clear" w:color="auto" w:fill="B7B7B7"/>
-        </w:rPr>
-        <w:t xml:space="preserve">Chatgpt </w:t>
-      </w:r>
-      <w:r>
-        <w:rPr>
-          <w:b/>
-          <w:sz w:val="14"/>
-          <w:szCs w:val="14"/>
-          <w:shd w:val="clear" w:color="auto" w:fill="B7B7B7"/>
-        </w:rPr>
-        <w:t>(GPT</w:t>
-      </w:r>
-      <w:r>
-        <w:rPr>
-          <w:rFonts w:ascii="Cambria Math" w:hAnsi="Cambria Math" w:cs="Cambria Math"/>
-          <w:b/>
-          <w:sz w:val="14"/>
-          <w:szCs w:val="14"/>
-          <w:shd w:val="clear" w:color="auto" w:fill="B7B7B7"/>
+          <w:rFonts w:ascii="Arial" w:eastAsia="Arial" w:hAnsi="Arial" w:cs="Arial"/>
+          <w:b/>
+          <w:color w:val="000000"/>
+          <w:sz w:val="18"/>
+          <w:highlight w:val="lightGray"/>
+        </w:rPr>
+        <w:t># Source: AI Source: Provided by: [Data Path</w:t>
+      </w:r>
+      <w:r>
+        <w:rPr>
+          <w:rFonts w:ascii="Arial" w:eastAsia="Arial" w:hAnsi="Arial" w:cs="Arial"/>
+          <w:color w:val="000000"/>
+          <w:sz w:val="18"/>
+          <w:highlight w:val="lightGray"/>
+        </w:rPr>
+        <w:t xml:space="preserve">: Persons Table -&gt; ID Column: 1, Name_En Column: Motasem Essam] -&gt; </w:t>
+      </w:r>
+      <w:r>
+        <w:rPr>
+          <w:rFonts w:ascii="Arial" w:eastAsia="Arial" w:hAnsi="Arial" w:cs="Arial"/>
+          <w:b/>
+          <w:color w:val="000000"/>
+          <w:sz w:val="18"/>
+          <w:highlight w:val="lightGray"/>
+        </w:rPr>
+        <w:t>From:</w:t>
+      </w:r>
+      <w:r>
+        <w:rPr>
+          <w:rFonts w:ascii="Arial" w:eastAsia="Arial" w:hAnsi="Arial" w:cs="Arial"/>
+          <w:color w:val="000000"/>
+          <w:sz w:val="18"/>
+          <w:highlight w:val="lightGray"/>
+        </w:rPr>
+        <w:t xml:space="preserve"> [Chatgpt (GPT</w:t>
+      </w:r>
+      <w:r>
+        <w:rPr>
+          <w:rFonts w:ascii="Arial" w:eastAsia="Arial" w:hAnsi="Arial" w:cs="Cambria Math"/>
+          <w:color w:val="000000"/>
+          <w:sz w:val="18"/>
+          <w:highlight w:val="lightGray"/>
         </w:rPr>
         <w:t>‑</w:t>
       </w:r>
       <w:r>
         <w:rPr>
-          <w:b/>
-          <w:sz w:val="14"/>
-          <w:szCs w:val="14"/>
-          <w:shd w:val="clear" w:color="auto" w:fill="B7B7B7"/>
-        </w:rPr>
-        <w:t>5 Mini) at [8/19/2025]</w:t>
+          <w:rFonts w:ascii="Arial" w:eastAsia="Arial" w:hAnsi="Arial" w:cs="Arial"/>
+          <w:color w:val="000000"/>
+          <w:sz w:val="18"/>
+          <w:highlight w:val="lightGray"/>
+        </w:rPr>
+        <w:t xml:space="preserve">5 Mini)] </w:t>
+      </w:r>
+      <w:r>
+        <w:rPr>
+          <w:rFonts w:ascii="Arial" w:eastAsia="Arial" w:hAnsi="Arial" w:cs="Arial"/>
+          <w:b/>
+          <w:color w:val="000000"/>
+          <w:sz w:val="18"/>
+          <w:highlight w:val="lightGray"/>
+        </w:rPr>
+        <w:t>on</w:t>
+      </w:r>
+      <w:r>
+        <w:rPr>
+          <w:rFonts w:ascii="Arial" w:eastAsia="Arial" w:hAnsi="Arial"/>
+          <w:sz w:val="18"/>
+          <w:highlight w:val="lightGray"/>
+        </w:rPr>
+        <w:t xml:space="preserve"> [8/19/2025]</w:t>
       </w:r>
     </w:p>
     <w:p>
@@ -941,17 +1079,16 @@
           <w:ilvl w:val="0"/>
           <w:numId w:val="1"/>
         </w:numPr>
-        <w:spacing w:before="240"/>
-        <w:rPr>
-          <w:rFonts w:ascii="Roboto Mono" w:eastAsia="Roboto Mono" w:hAnsi="Roboto Mono" w:cs="Roboto Mono"/>
-        </w:rPr>
-      </w:pPr>
-      <w:r>
-        <w:rPr>
-          <w:rFonts w:ascii="Roboto Mono" w:eastAsia="Roboto Mono" w:hAnsi="Roboto Mono" w:cs="Roboto Mono"/>
-          <w:b/>
-        </w:rPr>
-        <w:lastRenderedPageBreak/>
+        <w:spacing w:before="240" w:after="0" w:line="276" w:lineRule="auto"/>
+        <w:rPr>
+          <w:rFonts w:ascii="Roboto Mono" w:eastAsia="Roboto Mono" w:hAnsi="Roboto Mono" w:cs="Roboto Mono"/>
+        </w:rPr>
+      </w:pPr>
+      <w:r>
+        <w:rPr>
+          <w:rFonts w:ascii="Roboto Mono" w:eastAsia="Roboto Mono" w:hAnsi="Roboto Mono" w:cs="Roboto Mono"/>
+          <w:b/>
+        </w:rPr>
         <w:t>Poor maintainability</w:t>
       </w:r>
       <w:r>
@@ -968,6 +1105,7 @@
           <w:ilvl w:val="1"/>
           <w:numId w:val="1"/>
         </w:numPr>
+        <w:spacing w:after="0" w:line="276" w:lineRule="auto"/>
         <w:rPr>
           <w:rFonts w:ascii="Roboto Mono" w:eastAsia="Roboto Mono" w:hAnsi="Roboto Mono" w:cs="Roboto Mono"/>
         </w:rPr>
@@ -991,6 +1129,7 @@
           <w:ilvl w:val="0"/>
           <w:numId w:val="1"/>
         </w:numPr>
+        <w:spacing w:after="0" w:line="276" w:lineRule="auto"/>
         <w:rPr>
           <w:rFonts w:ascii="Roboto Mono" w:eastAsia="Roboto Mono" w:hAnsi="Roboto Mono" w:cs="Roboto Mono"/>
         </w:rPr>
@@ -1016,6 +1155,7 @@
           <w:ilvl w:val="1"/>
           <w:numId w:val="1"/>
         </w:numPr>
+        <w:spacing w:after="0" w:line="276" w:lineRule="auto"/>
         <w:rPr>
           <w:rFonts w:ascii="Roboto Mono" w:eastAsia="Roboto Mono" w:hAnsi="Roboto Mono" w:cs="Roboto Mono"/>
         </w:rPr>
@@ -1039,6 +1179,7 @@
           <w:ilvl w:val="0"/>
           <w:numId w:val="1"/>
         </w:numPr>
+        <w:spacing w:after="0" w:line="276" w:lineRule="auto"/>
         <w:rPr>
           <w:rFonts w:ascii="Roboto Mono" w:eastAsia="Roboto Mono" w:hAnsi="Roboto Mono" w:cs="Roboto Mono"/>
         </w:rPr>
@@ -1064,6 +1205,7 @@
           <w:ilvl w:val="1"/>
           <w:numId w:val="1"/>
         </w:numPr>
+        <w:spacing w:after="0" w:line="276" w:lineRule="auto"/>
         <w:rPr>
           <w:rFonts w:ascii="Roboto Mono" w:eastAsia="Roboto Mono" w:hAnsi="Roboto Mono" w:cs="Roboto Mono"/>
         </w:rPr>
@@ -1087,6 +1229,7 @@
           <w:ilvl w:val="0"/>
           <w:numId w:val="1"/>
         </w:numPr>
+        <w:spacing w:after="0" w:line="276" w:lineRule="auto"/>
         <w:rPr>
           <w:rFonts w:ascii="Roboto Mono" w:eastAsia="Roboto Mono" w:hAnsi="Roboto Mono" w:cs="Roboto Mono"/>
         </w:rPr>
@@ -1112,7 +1255,7 @@
           <w:ilvl w:val="1"/>
           <w:numId w:val="1"/>
         </w:numPr>
-        <w:spacing w:after="240"/>
+        <w:spacing w:after="240" w:line="276" w:lineRule="auto"/>
         <w:rPr>
           <w:rFonts w:ascii="Roboto Mono" w:eastAsia="Roboto Mono" w:hAnsi="Roboto Mono" w:cs="Roboto Mono"/>
         </w:rPr>
@@ -1132,7 +1275,7 @@
     </w:p>
     <w:p>
       <w:r>
-        <w:pict w14:anchorId="7F8642FB">
+        <w:pict w14:anchorId="56BED6AD">
           <v:rect id="_x0000_i1029" style="width:0;height:1.5pt" o:hralign="center" o:hrstd="t" o:hr="t" fillcolor="#a0a0a0" stroked="f"/>
         </w:pict>
       </w:r>
@@ -1212,18 +1355,19 @@
     </w:p>
     <w:p>
       <w:r>
-        <w:pict w14:anchorId="5CC4833B">
+        <w:pict w14:anchorId="723E90E6">
           <v:rect id="_x0000_i1030" style="width:0;height:1.5pt" o:hralign="center" o:hrstd="t" o:hr="t" fillcolor="#a0a0a0" stroked="f"/>
         </w:pict>
       </w:r>
     </w:p>
+    <w:p/>
     <w:p/>
     <w:p/>
     <w:sectPr>
       <w:pgSz w:w="12240" w:h="15840"/>
       <w:pgMar w:top="1440" w:right="1440" w:bottom="1440" w:left="1440" w:header="720" w:footer="720" w:gutter="0"/>
-      <w:pgNumType w:start="1"/>
       <w:cols w:space="720"/>
+      <w:docGrid w:linePitch="360"/>
     </w:sectPr>
   </w:body>
 </w:document>
@@ -2214,18 +2358,6 @@
   <w:style w:type="paragraph" w:default="1" w:styleId="Normal">
     <w:name w:val="Normal"/>
     <w:qFormat/>
-    <w:rsid w:val="002F6435"/>
-    <w:pPr>
-      <w:spacing w:after="0" w:line="276" w:lineRule="auto"/>
-    </w:pPr>
-    <w:rPr>
-      <w:rFonts w:ascii="Arial" w:eastAsia="Arial" w:hAnsi="Arial" w:cs="Arial"/>
-      <w:kern w:val="0"/>
-      <w:sz w:val="22"/>
-      <w:szCs w:val="22"/>
-      <w:lang w:val="en"/>
-      <w14:ligatures w14:val="none"/>
-    </w:rPr>
   </w:style>
   <w:style w:type="paragraph" w:styleId="Heading1">
     <w:name w:val="heading 1"/>
@@ -2234,7 +2366,7 @@
     <w:link w:val="Heading1Char"/>
     <w:uiPriority w:val="9"/>
     <w:qFormat/>
-    <w:rsid w:val="00343A14"/>
+    <w:rsid w:val="002C31E8"/>
     <w:pPr>
       <w:keepNext/>
       <w:keepLines/>
@@ -2256,7 +2388,7 @@
     <w:uiPriority w:val="9"/>
     <w:unhideWhenUsed/>
     <w:qFormat/>
-    <w:rsid w:val="00343A14"/>
+    <w:rsid w:val="002C31E8"/>
     <w:pPr>
       <w:keepNext/>
       <w:keepLines/>
@@ -2279,7 +2411,7 @@
     <w:semiHidden/>
     <w:unhideWhenUsed/>
     <w:qFormat/>
-    <w:rsid w:val="00343A14"/>
+    <w:rsid w:val="002C31E8"/>
     <w:pPr>
       <w:keepNext/>
       <w:keepLines/>
@@ -2302,7 +2434,7 @@
     <w:semiHidden/>
     <w:unhideWhenUsed/>
     <w:qFormat/>
-    <w:rsid w:val="00343A14"/>
+    <w:rsid w:val="002C31E8"/>
     <w:pPr>
       <w:keepNext/>
       <w:keepLines/>
@@ -2325,7 +2457,7 @@
     <w:semiHidden/>
     <w:unhideWhenUsed/>
     <w:qFormat/>
-    <w:rsid w:val="00343A14"/>
+    <w:rsid w:val="002C31E8"/>
     <w:pPr>
       <w:keepNext/>
       <w:keepLines/>
@@ -2346,11 +2478,11 @@
     <w:semiHidden/>
     <w:unhideWhenUsed/>
     <w:qFormat/>
-    <w:rsid w:val="00343A14"/>
+    <w:rsid w:val="002C31E8"/>
     <w:pPr>
       <w:keepNext/>
       <w:keepLines/>
-      <w:spacing w:before="40"/>
+      <w:spacing w:before="40" w:after="0"/>
       <w:outlineLvl w:val="5"/>
     </w:pPr>
     <w:rPr>
@@ -2369,11 +2501,11 @@
     <w:semiHidden/>
     <w:unhideWhenUsed/>
     <w:qFormat/>
-    <w:rsid w:val="00343A14"/>
+    <w:rsid w:val="002C31E8"/>
     <w:pPr>
       <w:keepNext/>
       <w:keepLines/>
-      <w:spacing w:before="40"/>
+      <w:spacing w:before="40" w:after="0"/>
       <w:outlineLvl w:val="6"/>
     </w:pPr>
     <w:rPr>
@@ -2390,10 +2522,11 @@
     <w:semiHidden/>
     <w:unhideWhenUsed/>
     <w:qFormat/>
-    <w:rsid w:val="00343A14"/>
+    <w:rsid w:val="002C31E8"/>
     <w:pPr>
       <w:keepNext/>
       <w:keepLines/>
+      <w:spacing w:after="0"/>
       <w:outlineLvl w:val="7"/>
     </w:pPr>
     <w:rPr>
@@ -2412,10 +2545,11 @@
     <w:semiHidden/>
     <w:unhideWhenUsed/>
     <w:qFormat/>
-    <w:rsid w:val="00343A14"/>
+    <w:rsid w:val="002C31E8"/>
     <w:pPr>
       <w:keepNext/>
       <w:keepLines/>
+      <w:spacing w:after="0"/>
       <w:outlineLvl w:val="8"/>
     </w:pPr>
     <w:rPr>
@@ -2455,7 +2589,7 @@
     <w:basedOn w:val="DefaultParagraphFont"/>
     <w:link w:val="Heading1"/>
     <w:uiPriority w:val="9"/>
-    <w:rsid w:val="00343A14"/>
+    <w:rsid w:val="002C31E8"/>
     <w:rPr>
       <w:rFonts w:asciiTheme="majorHAnsi" w:eastAsiaTheme="majorEastAsia" w:hAnsiTheme="majorHAnsi" w:cstheme="majorBidi"/>
       <w:color w:val="2F5496" w:themeColor="accent1" w:themeShade="BF"/>
@@ -2468,7 +2602,7 @@
     <w:basedOn w:val="DefaultParagraphFont"/>
     <w:link w:val="Heading2"/>
     <w:uiPriority w:val="9"/>
-    <w:rsid w:val="00343A14"/>
+    <w:rsid w:val="002C31E8"/>
     <w:rPr>
       <w:rFonts w:asciiTheme="majorHAnsi" w:eastAsiaTheme="majorEastAsia" w:hAnsiTheme="majorHAnsi" w:cstheme="majorBidi"/>
       <w:color w:val="2F5496" w:themeColor="accent1" w:themeShade="BF"/>
@@ -2482,7 +2616,7 @@
     <w:link w:val="Heading3"/>
     <w:uiPriority w:val="9"/>
     <w:semiHidden/>
-    <w:rsid w:val="00343A14"/>
+    <w:rsid w:val="002C31E8"/>
     <w:rPr>
       <w:rFonts w:eastAsiaTheme="majorEastAsia" w:cstheme="majorBidi"/>
       <w:color w:val="2F5496" w:themeColor="accent1" w:themeShade="BF"/>
@@ -2496,7 +2630,7 @@
     <w:link w:val="Heading4"/>
     <w:uiPriority w:val="9"/>
     <w:semiHidden/>
-    <w:rsid w:val="00343A14"/>
+    <w:rsid w:val="002C31E8"/>
     <w:rPr>
       <w:rFonts w:eastAsiaTheme="majorEastAsia" w:cstheme="majorBidi"/>
       <w:i/>
@@ -2510,7 +2644,7 @@
     <w:link w:val="Heading5"/>
     <w:uiPriority w:val="9"/>
     <w:semiHidden/>
-    <w:rsid w:val="00343A14"/>
+    <w:rsid w:val="002C31E8"/>
     <w:rPr>
       <w:rFonts w:eastAsiaTheme="majorEastAsia" w:cstheme="majorBidi"/>
       <w:color w:val="2F5496" w:themeColor="accent1" w:themeShade="BF"/>
@@ -2522,7 +2656,7 @@
     <w:link w:val="Heading6"/>
     <w:uiPriority w:val="9"/>
     <w:semiHidden/>
-    <w:rsid w:val="00343A14"/>
+    <w:rsid w:val="002C31E8"/>
     <w:rPr>
       <w:rFonts w:eastAsiaTheme="majorEastAsia" w:cstheme="majorBidi"/>
       <w:i/>
@@ -2536,7 +2670,7 @@
     <w:link w:val="Heading7"/>
     <w:uiPriority w:val="9"/>
     <w:semiHidden/>
-    <w:rsid w:val="00343A14"/>
+    <w:rsid w:val="002C31E8"/>
     <w:rPr>
       <w:rFonts w:eastAsiaTheme="majorEastAsia" w:cstheme="majorBidi"/>
       <w:color w:val="595959" w:themeColor="text1" w:themeTint="A6"/>
@@ -2548,7 +2682,7 @@
     <w:link w:val="Heading8"/>
     <w:uiPriority w:val="9"/>
     <w:semiHidden/>
-    <w:rsid w:val="00343A14"/>
+    <w:rsid w:val="002C31E8"/>
     <w:rPr>
       <w:rFonts w:eastAsiaTheme="majorEastAsia" w:cstheme="majorBidi"/>
       <w:i/>
@@ -2562,7 +2696,7 @@
     <w:link w:val="Heading9"/>
     <w:uiPriority w:val="9"/>
     <w:semiHidden/>
-    <w:rsid w:val="00343A14"/>
+    <w:rsid w:val="002C31E8"/>
     <w:rPr>
       <w:rFonts w:eastAsiaTheme="majorEastAsia" w:cstheme="majorBidi"/>
       <w:color w:val="272727" w:themeColor="text1" w:themeTint="D8"/>
@@ -2575,7 +2709,7 @@
     <w:link w:val="TitleChar"/>
     <w:uiPriority w:val="10"/>
     <w:qFormat/>
-    <w:rsid w:val="00343A14"/>
+    <w:rsid w:val="002C31E8"/>
     <w:pPr>
       <w:spacing w:after="80" w:line="240" w:lineRule="auto"/>
       <w:contextualSpacing/>
@@ -2593,7 +2727,7 @@
     <w:basedOn w:val="DefaultParagraphFont"/>
     <w:link w:val="Title"/>
     <w:uiPriority w:val="10"/>
-    <w:rsid w:val="00343A14"/>
+    <w:rsid w:val="002C31E8"/>
     <w:rPr>
       <w:rFonts w:asciiTheme="majorHAnsi" w:eastAsiaTheme="majorEastAsia" w:hAnsiTheme="majorHAnsi" w:cstheme="majorBidi"/>
       <w:spacing w:val="-10"/>
@@ -2609,7 +2743,7 @@
     <w:link w:val="SubtitleChar"/>
     <w:uiPriority w:val="11"/>
     <w:qFormat/>
-    <w:rsid w:val="00343A14"/>
+    <w:rsid w:val="002C31E8"/>
     <w:pPr>
       <w:numPr>
         <w:ilvl w:val="1"/>
@@ -2628,7 +2762,7 @@
     <w:basedOn w:val="DefaultParagraphFont"/>
     <w:link w:val="Subtitle"/>
     <w:uiPriority w:val="11"/>
-    <w:rsid w:val="00343A14"/>
+    <w:rsid w:val="002C31E8"/>
     <w:rPr>
       <w:rFonts w:eastAsiaTheme="majorEastAsia" w:cstheme="majorBidi"/>
       <w:color w:val="595959" w:themeColor="text1" w:themeTint="A6"/>
@@ -2644,7 +2778,7 @@
     <w:link w:val="QuoteChar"/>
     <w:uiPriority w:val="29"/>
     <w:qFormat/>
-    <w:rsid w:val="00343A14"/>
+    <w:rsid w:val="002C31E8"/>
     <w:pPr>
       <w:spacing w:before="160"/>
       <w:jc w:val="center"/>
@@ -2660,7 +2794,7 @@
     <w:basedOn w:val="DefaultParagraphFont"/>
     <w:link w:val="Quote"/>
     <w:uiPriority w:val="29"/>
-    <w:rsid w:val="00343A14"/>
+    <w:rsid w:val="002C31E8"/>
     <w:rPr>
       <w:i/>
       <w:iCs/>
@@ -2672,7 +2806,7 @@
     <w:basedOn w:val="Normal"/>
     <w:uiPriority w:val="34"/>
     <w:qFormat/>
-    <w:rsid w:val="00343A14"/>
+    <w:rsid w:val="002C31E8"/>
     <w:pPr>
       <w:ind w:left="720"/>
       <w:contextualSpacing/>
@@ -2683,7 +2817,7 @@
     <w:basedOn w:val="DefaultParagraphFont"/>
     <w:uiPriority w:val="21"/>
     <w:qFormat/>
-    <w:rsid w:val="00343A14"/>
+    <w:rsid w:val="002C31E8"/>
     <w:rPr>
       <w:i/>
       <w:iCs/>
@@ -2697,7 +2831,7 @@
     <w:link w:val="IntenseQuoteChar"/>
     <w:uiPriority w:val="30"/>
     <w:qFormat/>
-    <w:rsid w:val="00343A14"/>
+    <w:rsid w:val="002C31E8"/>
     <w:pPr>
       <w:pBdr>
         <w:top w:val="single" w:sz="4" w:space="10" w:color="2F5496" w:themeColor="accent1" w:themeShade="BF"/>
@@ -2718,7 +2852,7 @@
     <w:basedOn w:val="DefaultParagraphFont"/>
     <w:link w:val="IntenseQuote"/>
     <w:uiPriority w:val="30"/>
-    <w:rsid w:val="00343A14"/>
+    <w:rsid w:val="002C31E8"/>
     <w:rPr>
       <w:i/>
       <w:iCs/>
@@ -2730,7 +2864,7 @@
     <w:basedOn w:val="DefaultParagraphFont"/>
     <w:uiPriority w:val="32"/>
     <w:qFormat/>
-    <w:rsid w:val="00343A14"/>
+    <w:rsid w:val="002C31E8"/>
     <w:rPr>
       <w:b/>
       <w:bCs/>
